--- a/submission_upload/02_Tables/Table3_Stride_Length_Accuracy.docx
+++ b/submission_upload/02_Tables/Table3_Stride_Length_Accuracy.docx
@@ -21,6 +21,14 @@
         <w:tblStyle w:val="TableGrid"/>
         <w:tblW w:type="auto" w:w="0"/>
         <w:jc w:val="center"/>
+        <w:tblBorders>
+          <w:top w:val="single" w:sz="8" w:space="0" w:color="000000"/>
+          <w:left w:val="single" w:sz="8" w:space="0" w:color="000000"/>
+          <w:bottom w:val="single" w:sz="8" w:space="0" w:color="000000"/>
+          <w:right w:val="single" w:sz="8" w:space="0" w:color="000000"/>
+          <w:insideH w:val="single" w:sz="8" w:space="0" w:color="000000"/>
+          <w:insideV w:val="single" w:sz="8" w:space="0" w:color="000000"/>
+        </w:tblBorders>
         <w:tblLayout w:type="autofit"/>
         <w:tblLook w:firstColumn="1" w:firstRow="1" w:lastColumn="0" w:lastRow="0" w:noHBand="0" w:noVBand="1" w:val="04A0"/>
       </w:tblPr>
@@ -41,6 +49,12 @@
         <w:tc>
           <w:tcPr>
             <w:tcW w:type="dxa" w:w="1764"/>
+            <w:tcBorders>
+              <w:top w:val="single" w:sz="8" w:space="0" w:color="000000"/>
+              <w:left w:val="single" w:sz="8" w:space="0" w:color="000000"/>
+              <w:bottom w:val="single" w:sz="8" w:space="0" w:color="000000"/>
+              <w:right w:val="single" w:sz="8" w:space="0" w:color="000000"/>
+            </w:tcBorders>
             <w:vAlign w:val="center"/>
           </w:tcPr>
           <w:p>
@@ -63,6 +77,12 @@
         <w:tc>
           <w:tcPr>
             <w:tcW w:type="dxa" w:w="1764"/>
+            <w:tcBorders>
+              <w:top w:val="single" w:sz="8" w:space="0" w:color="000000"/>
+              <w:left w:val="single" w:sz="8" w:space="0" w:color="000000"/>
+              <w:bottom w:val="single" w:sz="8" w:space="0" w:color="000000"/>
+              <w:right w:val="single" w:sz="8" w:space="0" w:color="000000"/>
+            </w:tcBorders>
             <w:vAlign w:val="center"/>
           </w:tcPr>
           <w:p>
@@ -85,6 +105,12 @@
         <w:tc>
           <w:tcPr>
             <w:tcW w:type="dxa" w:w="1764"/>
+            <w:tcBorders>
+              <w:top w:val="single" w:sz="8" w:space="0" w:color="000000"/>
+              <w:left w:val="single" w:sz="8" w:space="0" w:color="000000"/>
+              <w:bottom w:val="single" w:sz="8" w:space="0" w:color="000000"/>
+              <w:right w:val="single" w:sz="8" w:space="0" w:color="000000"/>
+            </w:tcBorders>
             <w:vAlign w:val="center"/>
           </w:tcPr>
           <w:p>
@@ -107,6 +133,12 @@
         <w:tc>
           <w:tcPr>
             <w:tcW w:type="dxa" w:w="1764"/>
+            <w:tcBorders>
+              <w:top w:val="single" w:sz="8" w:space="0" w:color="000000"/>
+              <w:left w:val="single" w:sz="8" w:space="0" w:color="000000"/>
+              <w:bottom w:val="single" w:sz="8" w:space="0" w:color="000000"/>
+              <w:right w:val="single" w:sz="8" w:space="0" w:color="000000"/>
+            </w:tcBorders>
             <w:vAlign w:val="center"/>
           </w:tcPr>
           <w:p>
@@ -129,6 +161,12 @@
         <w:tc>
           <w:tcPr>
             <w:tcW w:type="dxa" w:w="1764"/>
+            <w:tcBorders>
+              <w:top w:val="single" w:sz="8" w:space="0" w:color="000000"/>
+              <w:left w:val="single" w:sz="8" w:space="0" w:color="000000"/>
+              <w:bottom w:val="single" w:sz="8" w:space="0" w:color="000000"/>
+              <w:right w:val="single" w:sz="8" w:space="0" w:color="000000"/>
+            </w:tcBorders>
             <w:vAlign w:val="center"/>
           </w:tcPr>
           <w:p>
@@ -151,6 +189,12 @@
         <w:tc>
           <w:tcPr>
             <w:tcW w:type="dxa" w:w="1764"/>
+            <w:tcBorders>
+              <w:top w:val="single" w:sz="8" w:space="0" w:color="000000"/>
+              <w:left w:val="single" w:sz="8" w:space="0" w:color="000000"/>
+              <w:bottom w:val="single" w:sz="8" w:space="0" w:color="000000"/>
+              <w:right w:val="single" w:sz="8" w:space="0" w:color="000000"/>
+            </w:tcBorders>
             <w:vAlign w:val="center"/>
           </w:tcPr>
           <w:p>
@@ -173,6 +217,12 @@
         <w:tc>
           <w:tcPr>
             <w:tcW w:type="dxa" w:w="1764"/>
+            <w:tcBorders>
+              <w:top w:val="single" w:sz="8" w:space="0" w:color="000000"/>
+              <w:left w:val="single" w:sz="8" w:space="0" w:color="000000"/>
+              <w:bottom w:val="single" w:sz="8" w:space="0" w:color="000000"/>
+              <w:right w:val="single" w:sz="8" w:space="0" w:color="000000"/>
+            </w:tcBorders>
             <w:vAlign w:val="center"/>
           </w:tcPr>
           <w:p>
@@ -195,6 +245,12 @@
         <w:tc>
           <w:tcPr>
             <w:tcW w:type="dxa" w:w="1764"/>
+            <w:tcBorders>
+              <w:top w:val="single" w:sz="8" w:space="0" w:color="000000"/>
+              <w:left w:val="single" w:sz="8" w:space="0" w:color="000000"/>
+              <w:bottom w:val="single" w:sz="8" w:space="0" w:color="000000"/>
+              <w:right w:val="single" w:sz="8" w:space="0" w:color="000000"/>
+            </w:tcBorders>
             <w:vAlign w:val="center"/>
           </w:tcPr>
           <w:p>
@@ -219,6 +275,12 @@
         <w:tc>
           <w:tcPr>
             <w:tcW w:type="dxa" w:w="1764"/>
+            <w:tcBorders>
+              <w:top w:val="single" w:sz="8" w:space="0" w:color="000000"/>
+              <w:left w:val="single" w:sz="8" w:space="0" w:color="000000"/>
+              <w:bottom w:val="single" w:sz="8" w:space="0" w:color="000000"/>
+              <w:right w:val="single" w:sz="8" w:space="0" w:color="000000"/>
+            </w:tcBorders>
             <w:vAlign w:val="center"/>
           </w:tcPr>
           <w:p>
@@ -241,6 +303,12 @@
         <w:tc>
           <w:tcPr>
             <w:tcW w:type="dxa" w:w="1764"/>
+            <w:tcBorders>
+              <w:top w:val="single" w:sz="8" w:space="0" w:color="000000"/>
+              <w:left w:val="single" w:sz="8" w:space="0" w:color="000000"/>
+              <w:bottom w:val="single" w:sz="8" w:space="0" w:color="000000"/>
+              <w:right w:val="single" w:sz="8" w:space="0" w:color="000000"/>
+            </w:tcBorders>
             <w:vAlign w:val="center"/>
           </w:tcPr>
           <w:p>
@@ -263,6 +331,12 @@
         <w:tc>
           <w:tcPr>
             <w:tcW w:type="dxa" w:w="1764"/>
+            <w:tcBorders>
+              <w:top w:val="single" w:sz="8" w:space="0" w:color="000000"/>
+              <w:left w:val="single" w:sz="8" w:space="0" w:color="000000"/>
+              <w:bottom w:val="single" w:sz="8" w:space="0" w:color="000000"/>
+              <w:right w:val="single" w:sz="8" w:space="0" w:color="000000"/>
+            </w:tcBorders>
             <w:vAlign w:val="center"/>
           </w:tcPr>
           <w:p>
@@ -285,6 +359,12 @@
         <w:tc>
           <w:tcPr>
             <w:tcW w:type="dxa" w:w="1764"/>
+            <w:tcBorders>
+              <w:top w:val="single" w:sz="8" w:space="0" w:color="000000"/>
+              <w:left w:val="single" w:sz="8" w:space="0" w:color="000000"/>
+              <w:bottom w:val="single" w:sz="8" w:space="0" w:color="000000"/>
+              <w:right w:val="single" w:sz="8" w:space="0" w:color="000000"/>
+            </w:tcBorders>
             <w:vAlign w:val="center"/>
           </w:tcPr>
           <w:p>
@@ -307,6 +387,12 @@
         <w:tc>
           <w:tcPr>
             <w:tcW w:type="dxa" w:w="1764"/>
+            <w:tcBorders>
+              <w:top w:val="single" w:sz="8" w:space="0" w:color="000000"/>
+              <w:left w:val="single" w:sz="8" w:space="0" w:color="000000"/>
+              <w:bottom w:val="single" w:sz="8" w:space="0" w:color="000000"/>
+              <w:right w:val="single" w:sz="8" w:space="0" w:color="000000"/>
+            </w:tcBorders>
             <w:vAlign w:val="center"/>
           </w:tcPr>
           <w:p>
@@ -329,6 +415,12 @@
         <w:tc>
           <w:tcPr>
             <w:tcW w:type="dxa" w:w="1764"/>
+            <w:tcBorders>
+              <w:top w:val="single" w:sz="8" w:space="0" w:color="000000"/>
+              <w:left w:val="single" w:sz="8" w:space="0" w:color="000000"/>
+              <w:bottom w:val="single" w:sz="8" w:space="0" w:color="000000"/>
+              <w:right w:val="single" w:sz="8" w:space="0" w:color="000000"/>
+            </w:tcBorders>
             <w:vAlign w:val="center"/>
           </w:tcPr>
           <w:p>
@@ -351,6 +443,12 @@
         <w:tc>
           <w:tcPr>
             <w:tcW w:type="dxa" w:w="1764"/>
+            <w:tcBorders>
+              <w:top w:val="single" w:sz="8" w:space="0" w:color="000000"/>
+              <w:left w:val="single" w:sz="8" w:space="0" w:color="000000"/>
+              <w:bottom w:val="single" w:sz="8" w:space="0" w:color="000000"/>
+              <w:right w:val="single" w:sz="8" w:space="0" w:color="000000"/>
+            </w:tcBorders>
             <w:vAlign w:val="center"/>
           </w:tcPr>
           <w:p>
@@ -373,6 +471,12 @@
         <w:tc>
           <w:tcPr>
             <w:tcW w:type="dxa" w:w="1764"/>
+            <w:tcBorders>
+              <w:top w:val="single" w:sz="8" w:space="0" w:color="000000"/>
+              <w:left w:val="single" w:sz="8" w:space="0" w:color="000000"/>
+              <w:bottom w:val="single" w:sz="8" w:space="0" w:color="000000"/>
+              <w:right w:val="single" w:sz="8" w:space="0" w:color="000000"/>
+            </w:tcBorders>
             <w:vAlign w:val="center"/>
           </w:tcPr>
           <w:p>
@@ -397,6 +501,12 @@
         <w:tc>
           <w:tcPr>
             <w:tcW w:type="dxa" w:w="1764"/>
+            <w:tcBorders>
+              <w:top w:val="single" w:sz="8" w:space="0" w:color="000000"/>
+              <w:left w:val="single" w:sz="8" w:space="0" w:color="000000"/>
+              <w:bottom w:val="single" w:sz="8" w:space="0" w:color="000000"/>
+              <w:right w:val="single" w:sz="8" w:space="0" w:color="000000"/>
+            </w:tcBorders>
             <w:vAlign w:val="center"/>
           </w:tcPr>
           <w:p>
@@ -419,6 +529,12 @@
         <w:tc>
           <w:tcPr>
             <w:tcW w:type="dxa" w:w="1764"/>
+            <w:tcBorders>
+              <w:top w:val="single" w:sz="8" w:space="0" w:color="000000"/>
+              <w:left w:val="single" w:sz="8" w:space="0" w:color="000000"/>
+              <w:bottom w:val="single" w:sz="8" w:space="0" w:color="000000"/>
+              <w:right w:val="single" w:sz="8" w:space="0" w:color="000000"/>
+            </w:tcBorders>
             <w:vAlign w:val="center"/>
           </w:tcPr>
           <w:p>
@@ -441,6 +557,12 @@
         <w:tc>
           <w:tcPr>
             <w:tcW w:type="dxa" w:w="1764"/>
+            <w:tcBorders>
+              <w:top w:val="single" w:sz="8" w:space="0" w:color="000000"/>
+              <w:left w:val="single" w:sz="8" w:space="0" w:color="000000"/>
+              <w:bottom w:val="single" w:sz="8" w:space="0" w:color="000000"/>
+              <w:right w:val="single" w:sz="8" w:space="0" w:color="000000"/>
+            </w:tcBorders>
             <w:vAlign w:val="center"/>
           </w:tcPr>
           <w:p>
@@ -463,6 +585,12 @@
         <w:tc>
           <w:tcPr>
             <w:tcW w:type="dxa" w:w="1764"/>
+            <w:tcBorders>
+              <w:top w:val="single" w:sz="8" w:space="0" w:color="000000"/>
+              <w:left w:val="single" w:sz="8" w:space="0" w:color="000000"/>
+              <w:bottom w:val="single" w:sz="8" w:space="0" w:color="000000"/>
+              <w:right w:val="single" w:sz="8" w:space="0" w:color="000000"/>
+            </w:tcBorders>
             <w:vAlign w:val="center"/>
           </w:tcPr>
           <w:p>
@@ -485,6 +613,12 @@
         <w:tc>
           <w:tcPr>
             <w:tcW w:type="dxa" w:w="1764"/>
+            <w:tcBorders>
+              <w:top w:val="single" w:sz="8" w:space="0" w:color="000000"/>
+              <w:left w:val="single" w:sz="8" w:space="0" w:color="000000"/>
+              <w:bottom w:val="single" w:sz="8" w:space="0" w:color="000000"/>
+              <w:right w:val="single" w:sz="8" w:space="0" w:color="000000"/>
+            </w:tcBorders>
             <w:vAlign w:val="center"/>
           </w:tcPr>
           <w:p>
@@ -507,6 +641,12 @@
         <w:tc>
           <w:tcPr>
             <w:tcW w:type="dxa" w:w="1764"/>
+            <w:tcBorders>
+              <w:top w:val="single" w:sz="8" w:space="0" w:color="000000"/>
+              <w:left w:val="single" w:sz="8" w:space="0" w:color="000000"/>
+              <w:bottom w:val="single" w:sz="8" w:space="0" w:color="000000"/>
+              <w:right w:val="single" w:sz="8" w:space="0" w:color="000000"/>
+            </w:tcBorders>
             <w:vAlign w:val="center"/>
           </w:tcPr>
           <w:p>
@@ -529,6 +669,12 @@
         <w:tc>
           <w:tcPr>
             <w:tcW w:type="dxa" w:w="1764"/>
+            <w:tcBorders>
+              <w:top w:val="single" w:sz="8" w:space="0" w:color="000000"/>
+              <w:left w:val="single" w:sz="8" w:space="0" w:color="000000"/>
+              <w:bottom w:val="single" w:sz="8" w:space="0" w:color="000000"/>
+              <w:right w:val="single" w:sz="8" w:space="0" w:color="000000"/>
+            </w:tcBorders>
             <w:vAlign w:val="center"/>
           </w:tcPr>
           <w:p>
@@ -551,6 +697,12 @@
         <w:tc>
           <w:tcPr>
             <w:tcW w:type="dxa" w:w="1764"/>
+            <w:tcBorders>
+              <w:top w:val="single" w:sz="8" w:space="0" w:color="000000"/>
+              <w:left w:val="single" w:sz="8" w:space="0" w:color="000000"/>
+              <w:bottom w:val="single" w:sz="8" w:space="0" w:color="000000"/>
+              <w:right w:val="single" w:sz="8" w:space="0" w:color="000000"/>
+            </w:tcBorders>
             <w:vAlign w:val="center"/>
           </w:tcPr>
           <w:p>
@@ -575,6 +727,12 @@
         <w:tc>
           <w:tcPr>
             <w:tcW w:type="dxa" w:w="1764"/>
+            <w:tcBorders>
+              <w:top w:val="single" w:sz="8" w:space="0" w:color="000000"/>
+              <w:left w:val="single" w:sz="8" w:space="0" w:color="000000"/>
+              <w:bottom w:val="single" w:sz="8" w:space="0" w:color="000000"/>
+              <w:right w:val="single" w:sz="8" w:space="0" w:color="000000"/>
+            </w:tcBorders>
             <w:vAlign w:val="center"/>
           </w:tcPr>
           <w:p>
@@ -597,6 +755,12 @@
         <w:tc>
           <w:tcPr>
             <w:tcW w:type="dxa" w:w="1764"/>
+            <w:tcBorders>
+              <w:top w:val="single" w:sz="8" w:space="0" w:color="000000"/>
+              <w:left w:val="single" w:sz="8" w:space="0" w:color="000000"/>
+              <w:bottom w:val="single" w:sz="8" w:space="0" w:color="000000"/>
+              <w:right w:val="single" w:sz="8" w:space="0" w:color="000000"/>
+            </w:tcBorders>
             <w:vAlign w:val="center"/>
           </w:tcPr>
           <w:p>
@@ -619,6 +783,12 @@
         <w:tc>
           <w:tcPr>
             <w:tcW w:type="dxa" w:w="1764"/>
+            <w:tcBorders>
+              <w:top w:val="single" w:sz="8" w:space="0" w:color="000000"/>
+              <w:left w:val="single" w:sz="8" w:space="0" w:color="000000"/>
+              <w:bottom w:val="single" w:sz="8" w:space="0" w:color="000000"/>
+              <w:right w:val="single" w:sz="8" w:space="0" w:color="000000"/>
+            </w:tcBorders>
             <w:vAlign w:val="center"/>
           </w:tcPr>
           <w:p>
@@ -641,6 +811,12 @@
         <w:tc>
           <w:tcPr>
             <w:tcW w:type="dxa" w:w="1764"/>
+            <w:tcBorders>
+              <w:top w:val="single" w:sz="8" w:space="0" w:color="000000"/>
+              <w:left w:val="single" w:sz="8" w:space="0" w:color="000000"/>
+              <w:bottom w:val="single" w:sz="8" w:space="0" w:color="000000"/>
+              <w:right w:val="single" w:sz="8" w:space="0" w:color="000000"/>
+            </w:tcBorders>
             <w:vAlign w:val="center"/>
           </w:tcPr>
           <w:p>
@@ -663,6 +839,12 @@
         <w:tc>
           <w:tcPr>
             <w:tcW w:type="dxa" w:w="1764"/>
+            <w:tcBorders>
+              <w:top w:val="single" w:sz="8" w:space="0" w:color="000000"/>
+              <w:left w:val="single" w:sz="8" w:space="0" w:color="000000"/>
+              <w:bottom w:val="single" w:sz="8" w:space="0" w:color="000000"/>
+              <w:right w:val="single" w:sz="8" w:space="0" w:color="000000"/>
+            </w:tcBorders>
             <w:vAlign w:val="center"/>
           </w:tcPr>
           <w:p>
@@ -685,6 +867,12 @@
         <w:tc>
           <w:tcPr>
             <w:tcW w:type="dxa" w:w="1764"/>
+            <w:tcBorders>
+              <w:top w:val="single" w:sz="8" w:space="0" w:color="000000"/>
+              <w:left w:val="single" w:sz="8" w:space="0" w:color="000000"/>
+              <w:bottom w:val="single" w:sz="8" w:space="0" w:color="000000"/>
+              <w:right w:val="single" w:sz="8" w:space="0" w:color="000000"/>
+            </w:tcBorders>
             <w:vAlign w:val="center"/>
           </w:tcPr>
           <w:p>
@@ -707,6 +895,12 @@
         <w:tc>
           <w:tcPr>
             <w:tcW w:type="dxa" w:w="1764"/>
+            <w:tcBorders>
+              <w:top w:val="single" w:sz="8" w:space="0" w:color="000000"/>
+              <w:left w:val="single" w:sz="8" w:space="0" w:color="000000"/>
+              <w:bottom w:val="single" w:sz="8" w:space="0" w:color="000000"/>
+              <w:right w:val="single" w:sz="8" w:space="0" w:color="000000"/>
+            </w:tcBorders>
             <w:vAlign w:val="center"/>
           </w:tcPr>
           <w:p>
@@ -729,6 +923,12 @@
         <w:tc>
           <w:tcPr>
             <w:tcW w:type="dxa" w:w="1764"/>
+            <w:tcBorders>
+              <w:top w:val="single" w:sz="8" w:space="0" w:color="000000"/>
+              <w:left w:val="single" w:sz="8" w:space="0" w:color="000000"/>
+              <w:bottom w:val="single" w:sz="8" w:space="0" w:color="000000"/>
+              <w:right w:val="single" w:sz="8" w:space="0" w:color="000000"/>
+            </w:tcBorders>
             <w:vAlign w:val="center"/>
           </w:tcPr>
           <w:p>
@@ -753,6 +953,12 @@
         <w:tc>
           <w:tcPr>
             <w:tcW w:type="dxa" w:w="1764"/>
+            <w:tcBorders>
+              <w:top w:val="single" w:sz="8" w:space="0" w:color="000000"/>
+              <w:left w:val="single" w:sz="8" w:space="0" w:color="000000"/>
+              <w:bottom w:val="single" w:sz="8" w:space="0" w:color="000000"/>
+              <w:right w:val="single" w:sz="8" w:space="0" w:color="000000"/>
+            </w:tcBorders>
             <w:vAlign w:val="center"/>
           </w:tcPr>
           <w:p>
@@ -775,6 +981,12 @@
         <w:tc>
           <w:tcPr>
             <w:tcW w:type="dxa" w:w="1764"/>
+            <w:tcBorders>
+              <w:top w:val="single" w:sz="8" w:space="0" w:color="000000"/>
+              <w:left w:val="single" w:sz="8" w:space="0" w:color="000000"/>
+              <w:bottom w:val="single" w:sz="8" w:space="0" w:color="000000"/>
+              <w:right w:val="single" w:sz="8" w:space="0" w:color="000000"/>
+            </w:tcBorders>
             <w:vAlign w:val="center"/>
           </w:tcPr>
           <w:p>
@@ -797,6 +1009,12 @@
         <w:tc>
           <w:tcPr>
             <w:tcW w:type="dxa" w:w="1764"/>
+            <w:tcBorders>
+              <w:top w:val="single" w:sz="8" w:space="0" w:color="000000"/>
+              <w:left w:val="single" w:sz="8" w:space="0" w:color="000000"/>
+              <w:bottom w:val="single" w:sz="8" w:space="0" w:color="000000"/>
+              <w:right w:val="single" w:sz="8" w:space="0" w:color="000000"/>
+            </w:tcBorders>
             <w:vAlign w:val="center"/>
           </w:tcPr>
           <w:p>
@@ -819,6 +1037,12 @@
         <w:tc>
           <w:tcPr>
             <w:tcW w:type="dxa" w:w="1764"/>
+            <w:tcBorders>
+              <w:top w:val="single" w:sz="8" w:space="0" w:color="000000"/>
+              <w:left w:val="single" w:sz="8" w:space="0" w:color="000000"/>
+              <w:bottom w:val="single" w:sz="8" w:space="0" w:color="000000"/>
+              <w:right w:val="single" w:sz="8" w:space="0" w:color="000000"/>
+            </w:tcBorders>
             <w:vAlign w:val="center"/>
           </w:tcPr>
           <w:p>
@@ -841,6 +1065,12 @@
         <w:tc>
           <w:tcPr>
             <w:tcW w:type="dxa" w:w="1764"/>
+            <w:tcBorders>
+              <w:top w:val="single" w:sz="8" w:space="0" w:color="000000"/>
+              <w:left w:val="single" w:sz="8" w:space="0" w:color="000000"/>
+              <w:bottom w:val="single" w:sz="8" w:space="0" w:color="000000"/>
+              <w:right w:val="single" w:sz="8" w:space="0" w:color="000000"/>
+            </w:tcBorders>
             <w:vAlign w:val="center"/>
           </w:tcPr>
           <w:p>
@@ -863,6 +1093,12 @@
         <w:tc>
           <w:tcPr>
             <w:tcW w:type="dxa" w:w="1764"/>
+            <w:tcBorders>
+              <w:top w:val="single" w:sz="8" w:space="0" w:color="000000"/>
+              <w:left w:val="single" w:sz="8" w:space="0" w:color="000000"/>
+              <w:bottom w:val="single" w:sz="8" w:space="0" w:color="000000"/>
+              <w:right w:val="single" w:sz="8" w:space="0" w:color="000000"/>
+            </w:tcBorders>
             <w:vAlign w:val="center"/>
           </w:tcPr>
           <w:p>
@@ -885,6 +1121,12 @@
         <w:tc>
           <w:tcPr>
             <w:tcW w:type="dxa" w:w="1764"/>
+            <w:tcBorders>
+              <w:top w:val="single" w:sz="8" w:space="0" w:color="000000"/>
+              <w:left w:val="single" w:sz="8" w:space="0" w:color="000000"/>
+              <w:bottom w:val="single" w:sz="8" w:space="0" w:color="000000"/>
+              <w:right w:val="single" w:sz="8" w:space="0" w:color="000000"/>
+            </w:tcBorders>
             <w:vAlign w:val="center"/>
           </w:tcPr>
           <w:p>
@@ -907,6 +1149,12 @@
         <w:tc>
           <w:tcPr>
             <w:tcW w:type="dxa" w:w="1764"/>
+            <w:tcBorders>
+              <w:top w:val="single" w:sz="8" w:space="0" w:color="000000"/>
+              <w:left w:val="single" w:sz="8" w:space="0" w:color="000000"/>
+              <w:bottom w:val="single" w:sz="8" w:space="0" w:color="000000"/>
+              <w:right w:val="single" w:sz="8" w:space="0" w:color="000000"/>
+            </w:tcBorders>
             <w:vAlign w:val="center"/>
           </w:tcPr>
           <w:p>
@@ -931,6 +1179,12 @@
         <w:tc>
           <w:tcPr>
             <w:tcW w:type="dxa" w:w="1764"/>
+            <w:tcBorders>
+              <w:top w:val="single" w:sz="8" w:space="0" w:color="000000"/>
+              <w:left w:val="single" w:sz="8" w:space="0" w:color="000000"/>
+              <w:bottom w:val="single" w:sz="8" w:space="0" w:color="000000"/>
+              <w:right w:val="single" w:sz="8" w:space="0" w:color="000000"/>
+            </w:tcBorders>
             <w:vAlign w:val="center"/>
           </w:tcPr>
           <w:p>
@@ -953,6 +1207,12 @@
         <w:tc>
           <w:tcPr>
             <w:tcW w:type="dxa" w:w="1764"/>
+            <w:tcBorders>
+              <w:top w:val="single" w:sz="8" w:space="0" w:color="000000"/>
+              <w:left w:val="single" w:sz="8" w:space="0" w:color="000000"/>
+              <w:bottom w:val="single" w:sz="8" w:space="0" w:color="000000"/>
+              <w:right w:val="single" w:sz="8" w:space="0" w:color="000000"/>
+            </w:tcBorders>
             <w:vAlign w:val="center"/>
           </w:tcPr>
           <w:p>
@@ -975,6 +1235,12 @@
         <w:tc>
           <w:tcPr>
             <w:tcW w:type="dxa" w:w="1764"/>
+            <w:tcBorders>
+              <w:top w:val="single" w:sz="8" w:space="0" w:color="000000"/>
+              <w:left w:val="single" w:sz="8" w:space="0" w:color="000000"/>
+              <w:bottom w:val="single" w:sz="8" w:space="0" w:color="000000"/>
+              <w:right w:val="single" w:sz="8" w:space="0" w:color="000000"/>
+            </w:tcBorders>
             <w:vAlign w:val="center"/>
           </w:tcPr>
           <w:p>
@@ -997,6 +1263,12 @@
         <w:tc>
           <w:tcPr>
             <w:tcW w:type="dxa" w:w="1764"/>
+            <w:tcBorders>
+              <w:top w:val="single" w:sz="8" w:space="0" w:color="000000"/>
+              <w:left w:val="single" w:sz="8" w:space="0" w:color="000000"/>
+              <w:bottom w:val="single" w:sz="8" w:space="0" w:color="000000"/>
+              <w:right w:val="single" w:sz="8" w:space="0" w:color="000000"/>
+            </w:tcBorders>
             <w:vAlign w:val="center"/>
           </w:tcPr>
           <w:p>
@@ -1019,6 +1291,12 @@
         <w:tc>
           <w:tcPr>
             <w:tcW w:type="dxa" w:w="1764"/>
+            <w:tcBorders>
+              <w:top w:val="single" w:sz="8" w:space="0" w:color="000000"/>
+              <w:left w:val="single" w:sz="8" w:space="0" w:color="000000"/>
+              <w:bottom w:val="single" w:sz="8" w:space="0" w:color="000000"/>
+              <w:right w:val="single" w:sz="8" w:space="0" w:color="000000"/>
+            </w:tcBorders>
             <w:vAlign w:val="center"/>
           </w:tcPr>
           <w:p>
@@ -1041,6 +1319,12 @@
         <w:tc>
           <w:tcPr>
             <w:tcW w:type="dxa" w:w="1764"/>
+            <w:tcBorders>
+              <w:top w:val="single" w:sz="8" w:space="0" w:color="000000"/>
+              <w:left w:val="single" w:sz="8" w:space="0" w:color="000000"/>
+              <w:bottom w:val="single" w:sz="8" w:space="0" w:color="000000"/>
+              <w:right w:val="single" w:sz="8" w:space="0" w:color="000000"/>
+            </w:tcBorders>
             <w:vAlign w:val="center"/>
           </w:tcPr>
           <w:p>
@@ -1063,6 +1347,12 @@
         <w:tc>
           <w:tcPr>
             <w:tcW w:type="dxa" w:w="1764"/>
+            <w:tcBorders>
+              <w:top w:val="single" w:sz="8" w:space="0" w:color="000000"/>
+              <w:left w:val="single" w:sz="8" w:space="0" w:color="000000"/>
+              <w:bottom w:val="single" w:sz="8" w:space="0" w:color="000000"/>
+              <w:right w:val="single" w:sz="8" w:space="0" w:color="000000"/>
+            </w:tcBorders>
             <w:vAlign w:val="center"/>
           </w:tcPr>
           <w:p>
@@ -1085,6 +1375,12 @@
         <w:tc>
           <w:tcPr>
             <w:tcW w:type="dxa" w:w="1764"/>
+            <w:tcBorders>
+              <w:top w:val="single" w:sz="8" w:space="0" w:color="000000"/>
+              <w:left w:val="single" w:sz="8" w:space="0" w:color="000000"/>
+              <w:bottom w:val="single" w:sz="8" w:space="0" w:color="000000"/>
+              <w:right w:val="single" w:sz="8" w:space="0" w:color="000000"/>
+            </w:tcBorders>
             <w:vAlign w:val="center"/>
           </w:tcPr>
           <w:p>
